--- a/02_Variablen/Übungen/Arbeitslohn/Arbeitslohn.docx
+++ b/02_Variablen/Übungen/Arbeitslohn/Arbeitslohn.docx
@@ -1,6 +1,6 @@
 
 <file path=word/document.xml><?xml version="1.0" encoding="utf-8"?>
-<w:document xmlns:wpc="http://schemas.microsoft.com/office/word/2010/wordprocessingCanvas" xmlns:mc="http://schemas.openxmlformats.org/markup-compatibility/2006" xmlns:o="urn:schemas-microsoft-com:office:office" xmlns:r="http://schemas.openxmlformats.org/officeDocument/2006/relationships" xmlns:m="http://schemas.openxmlformats.org/officeDocument/2006/math" xmlns:v="urn:schemas-microsoft-com:vml" xmlns:wp14="http://schemas.microsoft.com/office/word/2010/wordprocessingDrawing" xmlns:wp="http://schemas.openxmlformats.org/drawingml/2006/wordprocessingDrawing" xmlns:w10="urn:schemas-microsoft-com:office:word" xmlns:w="http://schemas.openxmlformats.org/wordprocessingml/2006/main" xmlns:w14="http://schemas.microsoft.com/office/word/2010/wordml" xmlns:w15="http://schemas.microsoft.com/office/word/2012/wordml" xmlns:wpg="http://schemas.microsoft.com/office/word/2010/wordprocessingGroup" xmlns:wpi="http://schemas.microsoft.com/office/word/2010/wordprocessingInk" xmlns:wne="http://schemas.microsoft.com/office/word/2006/wordml" xmlns:wps="http://schemas.microsoft.com/office/word/2010/wordprocessingShape" mc:Ignorable="w14 w15 wp14">
+<w:document xmlns:wpc="http://schemas.microsoft.com/office/word/2010/wordprocessingCanvas" xmlns:cx="http://schemas.microsoft.com/office/drawing/2014/chartex" xmlns:cx1="http://schemas.microsoft.com/office/drawing/2015/9/8/chartex" xmlns:cx2="http://schemas.microsoft.com/office/drawing/2015/10/21/chartex" xmlns:cx3="http://schemas.microsoft.com/office/drawing/2016/5/9/chartex" xmlns:cx4="http://schemas.microsoft.com/office/drawing/2016/5/10/chartex" xmlns:cx5="http://schemas.microsoft.com/office/drawing/2016/5/11/chartex" xmlns:cx6="http://schemas.microsoft.com/office/drawing/2016/5/12/chartex" xmlns:cx7="http://schemas.microsoft.com/office/drawing/2016/5/13/chartex" xmlns:cx8="http://schemas.microsoft.com/office/drawing/2016/5/14/chartex" xmlns:mc="http://schemas.openxmlformats.org/markup-compatibility/2006" xmlns:aink="http://schemas.microsoft.com/office/drawing/2016/ink" xmlns:am3d="http://schemas.microsoft.com/office/drawing/2017/model3d" xmlns:o="urn:schemas-microsoft-com:office:office" xmlns:oel="http://schemas.microsoft.com/office/2019/extlst" xmlns:r="http://schemas.openxmlformats.org/officeDocument/2006/relationships" xmlns:m="http://schemas.openxmlformats.org/officeDocument/2006/math" xmlns:v="urn:schemas-microsoft-com:vml" xmlns:wp14="http://schemas.microsoft.com/office/word/2010/wordprocessingDrawing" xmlns:wp="http://schemas.openxmlformats.org/drawingml/2006/wordprocessingDrawing" xmlns:w10="urn:schemas-microsoft-com:office:word" xmlns:w="http://schemas.openxmlformats.org/wordprocessingml/2006/main" xmlns:w14="http://schemas.microsoft.com/office/word/2010/wordml" xmlns:w15="http://schemas.microsoft.com/office/word/2012/wordml" xmlns:w16cex="http://schemas.microsoft.com/office/word/2018/wordml/cex" xmlns:w16cid="http://schemas.microsoft.com/office/word/2016/wordml/cid" xmlns:w16="http://schemas.microsoft.com/office/word/2018/wordml" xmlns:w16du="http://schemas.microsoft.com/office/word/2023/wordml/word16du" xmlns:w16sdtdh="http://schemas.microsoft.com/office/word/2020/wordml/sdtdatahash" xmlns:w16se="http://schemas.microsoft.com/office/word/2015/wordml/symex" xmlns:wpg="http://schemas.microsoft.com/office/word/2010/wordprocessingGroup" xmlns:wpi="http://schemas.microsoft.com/office/word/2010/wordprocessingInk" xmlns:wne="http://schemas.microsoft.com/office/word/2006/wordml" xmlns:wps="http://schemas.microsoft.com/office/word/2010/wordprocessingShape" mc:Ignorable="w14 w15 w16se w16cid w16 w16cex w16sdtdh w16du wp14">
   <w:body>
     <w:p>
       <w:pPr>
@@ -88,7 +88,19 @@
         <w:t xml:space="preserve">Lesen Sie von der Konsole </w:t>
       </w:r>
       <w:r>
-        <w:t>den Namen eines Arbeiters, die Anzahl der gearbeiteten Stunden sowie den Stundenlohn ein. Geben Sie im Anschluss den gesamten Verdienst aus. Zum Beispiel: „Susi hat in 5 Stunden 100 EUR verdient“ aus.</w:t>
+        <w:t>den Namen eines Arbeiters, die Anzahl der gearbeiteten Stunden</w:t>
+      </w:r>
+      <w:r>
+        <w:t xml:space="preserve"> (z.B: 0,5)</w:t>
+      </w:r>
+      <w:r>
+        <w:t xml:space="preserve"> sowie den Stundenlohn ein. Geben Sie im Anschluss den gesamten Verdienst </w:t>
+      </w:r>
+      <w:r>
+        <w:t xml:space="preserve">in Euro </w:t>
+      </w:r>
+      <w:r>
+        <w:t xml:space="preserve">aus. </w:t>
       </w:r>
     </w:p>
     <w:p>
@@ -131,6 +143,9 @@
       <w:r>
         <w:t>Lohn pro Stunde</w:t>
       </w:r>
+      <w:r>
+        <w:t xml:space="preserve"> </w:t>
+      </w:r>
     </w:p>
     <w:p>
       <w:r>
@@ -138,38 +153,72 @@
       </w:r>
     </w:p>
     <w:p>
+      <w:pPr>
+        <w:rPr>
+          <w:rFonts w:ascii="Courier New" w:hAnsi="Courier New" w:cs="Courier New"/>
+          <w:sz w:val="18"/>
+          <w:szCs w:val="18"/>
+        </w:rPr>
+      </w:pPr>
       <w:r>
-        <w:t xml:space="preserve">       &lt;</w:t>
+        <w:rPr>
+          <w:rFonts w:ascii="Courier New" w:hAnsi="Courier New" w:cs="Courier New"/>
+          <w:sz w:val="18"/>
+          <w:szCs w:val="18"/>
+        </w:rPr>
+        <w:t>&lt;</w:t>
       </w:r>
       <w:r>
         <w:rPr>
+          <w:rFonts w:ascii="Courier New" w:hAnsi="Courier New" w:cs="Courier New"/>
           <w:i/>
+          <w:sz w:val="18"/>
+          <w:szCs w:val="18"/>
         </w:rPr>
         <w:t>name</w:t>
       </w:r>
       <w:r>
+        <w:rPr>
+          <w:rFonts w:ascii="Courier New" w:hAnsi="Courier New" w:cs="Courier New"/>
+          <w:sz w:val="18"/>
+          <w:szCs w:val="18"/>
+        </w:rPr>
         <w:t>&gt; hat in &lt;</w:t>
       </w:r>
       <w:r>
         <w:rPr>
+          <w:rFonts w:ascii="Courier New" w:hAnsi="Courier New" w:cs="Courier New"/>
           <w:i/>
+          <w:sz w:val="18"/>
+          <w:szCs w:val="18"/>
         </w:rPr>
         <w:t>Arbeitsstunden</w:t>
       </w:r>
       <w:r>
+        <w:rPr>
+          <w:rFonts w:ascii="Courier New" w:hAnsi="Courier New" w:cs="Courier New"/>
+          <w:sz w:val="18"/>
+          <w:szCs w:val="18"/>
+        </w:rPr>
         <w:t>&gt; Stunden &lt;</w:t>
       </w:r>
       <w:r>
         <w:rPr>
+          <w:rFonts w:ascii="Courier New" w:hAnsi="Courier New" w:cs="Courier New"/>
           <w:i/>
+          <w:sz w:val="18"/>
+          <w:szCs w:val="18"/>
         </w:rPr>
         <w:t>Stundenlohn * Arbeitsstunden</w:t>
       </w:r>
       <w:r>
+        <w:rPr>
+          <w:rFonts w:ascii="Courier New" w:hAnsi="Courier New" w:cs="Courier New"/>
+          <w:sz w:val="18"/>
+          <w:szCs w:val="18"/>
+        </w:rPr>
         <w:t>&gt; EUR verdient.</w:t>
       </w:r>
-      <w:bookmarkStart w:id="0" w:name="_GoBack"/>
-      <w:bookmarkEnd w:id="0"/>
     </w:p>
     <w:sectPr>
       <w:pgSz w:w="11906" w:h="16838"/>
@@ -182,7 +231,7 @@
 </file>
 
 <file path=word/numbering.xml><?xml version="1.0" encoding="utf-8"?>
-<w:numbering xmlns:wpc="http://schemas.microsoft.com/office/word/2010/wordprocessingCanvas" xmlns:mc="http://schemas.openxmlformats.org/markup-compatibility/2006" xmlns:o="urn:schemas-microsoft-com:office:office" xmlns:r="http://schemas.openxmlformats.org/officeDocument/2006/relationships" xmlns:m="http://schemas.openxmlformats.org/officeDocument/2006/math" xmlns:v="urn:schemas-microsoft-com:vml" xmlns:wp14="http://schemas.microsoft.com/office/word/2010/wordprocessingDrawing" xmlns:wp="http://schemas.openxmlformats.org/drawingml/2006/wordprocessingDrawing" xmlns:w10="urn:schemas-microsoft-com:office:word" xmlns:w="http://schemas.openxmlformats.org/wordprocessingml/2006/main" xmlns:w14="http://schemas.microsoft.com/office/word/2010/wordml" xmlns:w15="http://schemas.microsoft.com/office/word/2012/wordml" xmlns:wpg="http://schemas.microsoft.com/office/word/2010/wordprocessingGroup" xmlns:wpi="http://schemas.microsoft.com/office/word/2010/wordprocessingInk" xmlns:wne="http://schemas.microsoft.com/office/word/2006/wordml" xmlns:wps="http://schemas.microsoft.com/office/word/2010/wordprocessingShape" mc:Ignorable="w14 w15 wp14">
+<w:numbering xmlns:wpc="http://schemas.microsoft.com/office/word/2010/wordprocessingCanvas" xmlns:cx="http://schemas.microsoft.com/office/drawing/2014/chartex" xmlns:cx1="http://schemas.microsoft.com/office/drawing/2015/9/8/chartex" xmlns:cx2="http://schemas.microsoft.com/office/drawing/2015/10/21/chartex" xmlns:cx3="http://schemas.microsoft.com/office/drawing/2016/5/9/chartex" xmlns:cx4="http://schemas.microsoft.com/office/drawing/2016/5/10/chartex" xmlns:cx5="http://schemas.microsoft.com/office/drawing/2016/5/11/chartex" xmlns:cx6="http://schemas.microsoft.com/office/drawing/2016/5/12/chartex" xmlns:cx7="http://schemas.microsoft.com/office/drawing/2016/5/13/chartex" xmlns:cx8="http://schemas.microsoft.com/office/drawing/2016/5/14/chartex" xmlns:mc="http://schemas.openxmlformats.org/markup-compatibility/2006" xmlns:aink="http://schemas.microsoft.com/office/drawing/2016/ink" xmlns:am3d="http://schemas.microsoft.com/office/drawing/2017/model3d" xmlns:o="urn:schemas-microsoft-com:office:office" xmlns:oel="http://schemas.microsoft.com/office/2019/extlst" xmlns:r="http://schemas.openxmlformats.org/officeDocument/2006/relationships" xmlns:m="http://schemas.openxmlformats.org/officeDocument/2006/math" xmlns:v="urn:schemas-microsoft-com:vml" xmlns:wp14="http://schemas.microsoft.com/office/word/2010/wordprocessingDrawing" xmlns:wp="http://schemas.openxmlformats.org/drawingml/2006/wordprocessingDrawing" xmlns:w10="urn:schemas-microsoft-com:office:word" xmlns:w="http://schemas.openxmlformats.org/wordprocessingml/2006/main" xmlns:w14="http://schemas.microsoft.com/office/word/2010/wordml" xmlns:w15="http://schemas.microsoft.com/office/word/2012/wordml" xmlns:w16cex="http://schemas.microsoft.com/office/word/2018/wordml/cex" xmlns:w16cid="http://schemas.microsoft.com/office/word/2016/wordml/cid" xmlns:w16="http://schemas.microsoft.com/office/word/2018/wordml" xmlns:w16du="http://schemas.microsoft.com/office/word/2023/wordml/word16du" xmlns:w16sdtdh="http://schemas.microsoft.com/office/word/2020/wordml/sdtdatahash" xmlns:w16se="http://schemas.microsoft.com/office/word/2015/wordml/symex" xmlns:wpg="http://schemas.microsoft.com/office/word/2010/wordprocessingGroup" xmlns:wpi="http://schemas.microsoft.com/office/word/2010/wordprocessingInk" xmlns:wne="http://schemas.microsoft.com/office/word/2006/wordml" xmlns:wps="http://schemas.microsoft.com/office/word/2010/wordprocessingShape" mc:Ignorable="w14 w15 w16se w16cid w16 w16cex w16sdtdh w16du wp14">
   <w:abstractNum w:abstractNumId="0" w15:restartNumberingAfterBreak="0">
     <w:nsid w:val="00945059"/>
     <w:multiLevelType w:val="hybridMultilevel"/>
@@ -5902,158 +5951,158 @@
       </w:rPr>
     </w:lvl>
   </w:abstractNum>
-  <w:num w:numId="1">
+  <w:num w:numId="1" w16cid:durableId="1742943166">
     <w:abstractNumId w:val="28"/>
   </w:num>
-  <w:num w:numId="2">
+  <w:num w:numId="2" w16cid:durableId="68845010">
     <w:abstractNumId w:val="42"/>
   </w:num>
-  <w:num w:numId="3">
+  <w:num w:numId="3" w16cid:durableId="1786077750">
     <w:abstractNumId w:val="35"/>
   </w:num>
-  <w:num w:numId="4">
+  <w:num w:numId="4" w16cid:durableId="571743094">
     <w:abstractNumId w:val="36"/>
   </w:num>
-  <w:num w:numId="5">
+  <w:num w:numId="5" w16cid:durableId="1995988975">
     <w:abstractNumId w:val="17"/>
   </w:num>
-  <w:num w:numId="6">
+  <w:num w:numId="6" w16cid:durableId="174806086">
     <w:abstractNumId w:val="34"/>
   </w:num>
-  <w:num w:numId="7">
+  <w:num w:numId="7" w16cid:durableId="3287607">
     <w:abstractNumId w:val="41"/>
   </w:num>
-  <w:num w:numId="8">
+  <w:num w:numId="8" w16cid:durableId="515310412">
     <w:abstractNumId w:val="31"/>
   </w:num>
-  <w:num w:numId="9">
+  <w:num w:numId="9" w16cid:durableId="599415218">
     <w:abstractNumId w:val="23"/>
   </w:num>
-  <w:num w:numId="10">
+  <w:num w:numId="10" w16cid:durableId="1072584204">
     <w:abstractNumId w:val="8"/>
   </w:num>
-  <w:num w:numId="11">
+  <w:num w:numId="11" w16cid:durableId="1322152510">
     <w:abstractNumId w:val="29"/>
   </w:num>
-  <w:num w:numId="12">
+  <w:num w:numId="12" w16cid:durableId="371006869">
     <w:abstractNumId w:val="22"/>
   </w:num>
-  <w:num w:numId="13">
+  <w:num w:numId="13" w16cid:durableId="605237066">
     <w:abstractNumId w:val="21"/>
   </w:num>
-  <w:num w:numId="14">
+  <w:num w:numId="14" w16cid:durableId="1534152643">
     <w:abstractNumId w:val="9"/>
   </w:num>
-  <w:num w:numId="15">
+  <w:num w:numId="15" w16cid:durableId="832913794">
     <w:abstractNumId w:val="45"/>
   </w:num>
-  <w:num w:numId="16">
+  <w:num w:numId="16" w16cid:durableId="1099108250">
     <w:abstractNumId w:val="0"/>
   </w:num>
-  <w:num w:numId="17">
+  <w:num w:numId="17" w16cid:durableId="769663545">
     <w:abstractNumId w:val="32"/>
   </w:num>
-  <w:num w:numId="18">
+  <w:num w:numId="18" w16cid:durableId="1626884074">
     <w:abstractNumId w:val="19"/>
   </w:num>
-  <w:num w:numId="19">
+  <w:num w:numId="19" w16cid:durableId="625819287">
     <w:abstractNumId w:val="1"/>
   </w:num>
-  <w:num w:numId="20">
+  <w:num w:numId="20" w16cid:durableId="128204146">
     <w:abstractNumId w:val="38"/>
   </w:num>
-  <w:num w:numId="21">
+  <w:num w:numId="21" w16cid:durableId="440226385">
     <w:abstractNumId w:val="14"/>
   </w:num>
-  <w:num w:numId="22">
+  <w:num w:numId="22" w16cid:durableId="687176010">
     <w:abstractNumId w:val="44"/>
   </w:num>
-  <w:num w:numId="23">
+  <w:num w:numId="23" w16cid:durableId="1367482097">
     <w:abstractNumId w:val="13"/>
   </w:num>
-  <w:num w:numId="24">
+  <w:num w:numId="24" w16cid:durableId="1471095627">
     <w:abstractNumId w:val="18"/>
   </w:num>
-  <w:num w:numId="25">
+  <w:num w:numId="25" w16cid:durableId="2052798394">
     <w:abstractNumId w:val="5"/>
   </w:num>
-  <w:num w:numId="26">
+  <w:num w:numId="26" w16cid:durableId="270863870">
     <w:abstractNumId w:val="48"/>
   </w:num>
-  <w:num w:numId="27">
+  <w:num w:numId="27" w16cid:durableId="1124035784">
     <w:abstractNumId w:val="20"/>
   </w:num>
-  <w:num w:numId="28">
+  <w:num w:numId="28" w16cid:durableId="109864309">
     <w:abstractNumId w:val="30"/>
   </w:num>
-  <w:num w:numId="29">
+  <w:num w:numId="29" w16cid:durableId="159202016">
     <w:abstractNumId w:val="26"/>
   </w:num>
-  <w:num w:numId="30">
+  <w:num w:numId="30" w16cid:durableId="2106489142">
     <w:abstractNumId w:val="43"/>
   </w:num>
-  <w:num w:numId="31">
+  <w:num w:numId="31" w16cid:durableId="789784601">
     <w:abstractNumId w:val="39"/>
   </w:num>
-  <w:num w:numId="32">
+  <w:num w:numId="32" w16cid:durableId="1000278844">
     <w:abstractNumId w:val="25"/>
   </w:num>
-  <w:num w:numId="33">
+  <w:num w:numId="33" w16cid:durableId="2004164529">
     <w:abstractNumId w:val="40"/>
   </w:num>
-  <w:num w:numId="34">
+  <w:num w:numId="34" w16cid:durableId="55787686">
     <w:abstractNumId w:val="6"/>
   </w:num>
-  <w:num w:numId="35">
+  <w:num w:numId="35" w16cid:durableId="838816099">
     <w:abstractNumId w:val="7"/>
   </w:num>
-  <w:num w:numId="36">
+  <w:num w:numId="36" w16cid:durableId="784616948">
     <w:abstractNumId w:val="15"/>
   </w:num>
-  <w:num w:numId="37">
+  <w:num w:numId="37" w16cid:durableId="2107843426">
     <w:abstractNumId w:val="10"/>
   </w:num>
-  <w:num w:numId="38">
+  <w:num w:numId="38" w16cid:durableId="803156025">
     <w:abstractNumId w:val="4"/>
   </w:num>
-  <w:num w:numId="39">
+  <w:num w:numId="39" w16cid:durableId="1687438410">
     <w:abstractNumId w:val="3"/>
   </w:num>
-  <w:num w:numId="40">
+  <w:num w:numId="40" w16cid:durableId="1704018926">
     <w:abstractNumId w:val="47"/>
   </w:num>
-  <w:num w:numId="41">
+  <w:num w:numId="41" w16cid:durableId="687869596">
     <w:abstractNumId w:val="24"/>
   </w:num>
-  <w:num w:numId="42">
+  <w:num w:numId="42" w16cid:durableId="446198475">
     <w:abstractNumId w:val="16"/>
   </w:num>
-  <w:num w:numId="43">
+  <w:num w:numId="43" w16cid:durableId="24720302">
     <w:abstractNumId w:val="27"/>
   </w:num>
-  <w:num w:numId="44">
+  <w:num w:numId="44" w16cid:durableId="885026083">
     <w:abstractNumId w:val="11"/>
   </w:num>
-  <w:num w:numId="45">
+  <w:num w:numId="45" w16cid:durableId="765809232">
     <w:abstractNumId w:val="33"/>
   </w:num>
-  <w:num w:numId="46">
+  <w:num w:numId="46" w16cid:durableId="2115635251">
     <w:abstractNumId w:val="37"/>
   </w:num>
-  <w:num w:numId="47">
+  <w:num w:numId="47" w16cid:durableId="1037241395">
     <w:abstractNumId w:val="2"/>
   </w:num>
-  <w:num w:numId="48">
+  <w:num w:numId="48" w16cid:durableId="1962227799">
     <w:abstractNumId w:val="46"/>
   </w:num>
-  <w:num w:numId="49">
+  <w:num w:numId="49" w16cid:durableId="95250599">
     <w:abstractNumId w:val="12"/>
   </w:num>
 </w:numbering>
 </file>
 
 <file path=word/styles.xml><?xml version="1.0" encoding="utf-8"?>
-<w:styles xmlns:mc="http://schemas.openxmlformats.org/markup-compatibility/2006" xmlns:r="http://schemas.openxmlformats.org/officeDocument/2006/relationships" xmlns:w="http://schemas.openxmlformats.org/wordprocessingml/2006/main" xmlns:w14="http://schemas.microsoft.com/office/word/2010/wordml" xmlns:w15="http://schemas.microsoft.com/office/word/2012/wordml" mc:Ignorable="w14 w15">
+<w:styles xmlns:mc="http://schemas.openxmlformats.org/markup-compatibility/2006" xmlns:r="http://schemas.openxmlformats.org/officeDocument/2006/relationships" xmlns:w="http://schemas.openxmlformats.org/wordprocessingml/2006/main" xmlns:w14="http://schemas.microsoft.com/office/word/2010/wordml" xmlns:w15="http://schemas.microsoft.com/office/word/2012/wordml" xmlns:w16cex="http://schemas.microsoft.com/office/word/2018/wordml/cex" xmlns:w16cid="http://schemas.microsoft.com/office/word/2016/wordml/cid" xmlns:w16="http://schemas.microsoft.com/office/word/2018/wordml" xmlns:w16du="http://schemas.microsoft.com/office/word/2023/wordml/word16du" xmlns:w16sdtdh="http://schemas.microsoft.com/office/word/2020/wordml/sdtdatahash" xmlns:w16se="http://schemas.microsoft.com/office/word/2015/wordml/symex" mc:Ignorable="w14 w15 w16se w16cid w16 w16cex w16sdtdh w16du">
   <w:docDefaults>
     <w:rPrDefault>
       <w:rPr>
@@ -6063,7 +6112,7 @@
     </w:rPrDefault>
     <w:pPrDefault/>
   </w:docDefaults>
-  <w:latentStyles w:defLockedState="0" w:defUIPriority="99" w:defSemiHidden="0" w:defUnhideWhenUsed="0" w:defQFormat="0" w:count="371">
+  <w:latentStyles w:defLockedState="0" w:defUIPriority="99" w:defSemiHidden="0" w:defUnhideWhenUsed="0" w:defQFormat="0" w:count="376">
     <w:lsdException w:name="Normal" w:uiPriority="0" w:qFormat="1"/>
     <w:lsdException w:name="heading 1" w:uiPriority="0" w:qFormat="1"/>
     <w:lsdException w:name="heading 2" w:semiHidden="1" w:uiPriority="0" w:unhideWhenUsed="1" w:qFormat="1"/>
@@ -6435,6 +6484,11 @@
     <w:lsdException w:name="List Table 5 Dark Accent 6" w:uiPriority="50"/>
     <w:lsdException w:name="List Table 6 Colorful Accent 6" w:uiPriority="51"/>
     <w:lsdException w:name="List Table 7 Colorful Accent 6" w:uiPriority="52"/>
+    <w:lsdException w:name="Mention" w:semiHidden="1" w:unhideWhenUsed="1"/>
+    <w:lsdException w:name="Smart Hyperlink" w:semiHidden="1" w:unhideWhenUsed="1"/>
+    <w:lsdException w:name="Hashtag" w:semiHidden="1" w:unhideWhenUsed="1"/>
+    <w:lsdException w:name="Unresolved Mention" w:semiHidden="1" w:unhideWhenUsed="1"/>
+    <w:lsdException w:name="Smart Link" w:semiHidden="1" w:unhideWhenUsed="1"/>
   </w:latentStyles>
   <w:style w:type="paragraph" w:default="1" w:styleId="Standard">
     <w:name w:val="Normal"/>
@@ -7836,7 +7890,7 @@
       <w:szCs w:val="24"/>
     </w:rPr>
   </w:style>
-  <w:style w:type="character" w:styleId="BesuchterHyperlink">
+  <w:style w:type="character" w:styleId="BesuchterLink">
     <w:name w:val="FollowedHyperlink"/>
     <w:uiPriority w:val="99"/>
     <w:semiHidden/>
